--- a/docs/DSA-Backend-Requirements.docx
+++ b/docs/DSA-Backend-Requirements.docx
@@ -906,6 +906,43 @@
     </w:p>
     <w:p>
       <w:pPr>
+        <w:spacing w:after="120" w:line="276"/>
+      </w:pPr>
+      <w:r>
+        <w:rPr>
+          <w:b/>
+          <w:bCs/>
+        </w:rPr>
+        <w:t xml:space="preserve">Also plan for manual (offline) payments. </w:t>
+      </w:r>
+      <w:r>
+        <w:t xml:space="preserve">Some students pay by bank transfer or cash. Authorized staff (see item 9) must be able to mark a student paid — e.g. </w:t>
+      </w:r>
+      <w:r>
+        <w:rPr>
+          <w:rFonts w:ascii="Consolas" w:cs="Consolas" w:eastAsia="Consolas" w:hAnsi="Consolas"/>
+          <w:sz w:val="19"/>
+          <w:szCs w:val="19"/>
+        </w:rPr>
+        <w:t xml:space="preserve">POST /api/payments/manual { studentId, amount, method, reference? }</w:t>
+      </w:r>
+      <w:r>
+        <w:t xml:space="preserve"> (staff-only) → sets </w:t>
+      </w:r>
+      <w:r>
+        <w:rPr>
+          <w:rFonts w:ascii="Consolas" w:cs="Consolas" w:eastAsia="Consolas" w:hAnsi="Consolas"/>
+          <w:sz w:val="19"/>
+          <w:szCs w:val="19"/>
+        </w:rPr>
+        <w:t xml:space="preserve">isPaid</w:t>
+      </w:r>
+      <w:r>
+        <w:t xml:space="preserve">. Paid status should not depend solely on Paystack.</w:t>
+      </w:r>
+    </w:p>
+    <w:p>
+      <w:pPr>
         <w:pBdr>
           <w:bottom w:val="single" w:color="D1D5DB" w:sz="6"/>
         </w:pBdr>
@@ -1581,6 +1618,224 @@
     <w:p>
       <w:pPr>
         <w:spacing w:after="80"/>
+      </w:pPr>
+    </w:p>
+    <w:p>
+      <w:pPr>
+        <w:pStyle w:val="Heading2"/>
+        <w:spacing w:after="90" w:before="240"/>
+      </w:pPr>
+      <w:r>
+        <w:t xml:space="preserve">9. Staff roles &amp; permissions (admin-managed)</w:t>
+      </w:r>
+    </w:p>
+    <w:p>
+      <w:pPr>
+        <w:shd w:fill="B45309" w:color="auto" w:val="clear"/>
+        <w:spacing w:after="120"/>
+      </w:pPr>
+      <w:r>
+        <w:rPr>
+          <w:b/>
+          <w:bCs/>
+          <w:color w:val="FFFFFF"/>
+          <w:sz w:val="18"/>
+          <w:szCs w:val="18"/>
+        </w:rPr>
+        <w:t xml:space="preserve">  MEDIUM  </w:t>
+      </w:r>
+    </w:p>
+    <w:p>
+      <w:pPr>
+        <w:spacing w:after="120" w:line="276"/>
+      </w:pPr>
+      <w:r>
+        <w:t xml:space="preserve">Beyond the four core roles, the admin must create </w:t>
+      </w:r>
+      <w:r>
+        <w:rPr>
+          <w:b/>
+          <w:bCs/>
+        </w:rPr>
+        <w:t xml:space="preserve">additional staff accounts</w:t>
+      </w:r>
+      <w:r>
+        <w:t xml:space="preserve"> — e.g. </w:t>
+      </w:r>
+      <w:r>
+        <w:rPr>
+          <w:b/>
+          <w:bCs/>
+        </w:rPr>
+        <w:t xml:space="preserve">secretary, auditor</w:t>
+      </w:r>
+      <w:r>
+        <w:t xml:space="preserve"> — each with its own permissions. </w:t>
+      </w:r>
+      <w:r>
+        <w:rPr>
+          <w:b/>
+          <w:bCs/>
+        </w:rPr>
+        <w:t xml:space="preserve">Design the role model as role → permissions, not a hardcoded enum</w:t>
+      </w:r>
+      <w:r>
+        <w:t xml:space="preserve">, so new roles can be added without a code change.</w:t>
+      </w:r>
+    </w:p>
+    <w:p>
+      <w:pPr>
+        <w:pStyle w:val="ListParagraph"/>
+        <w:numPr>
+          <w:ilvl w:val="0"/>
+          <w:numId w:val="1"/>
+        </w:numPr>
+        <w:spacing w:after="60" w:line="264"/>
+      </w:pPr>
+      <w:r>
+        <w:rPr>
+          <w:b/>
+          <w:bCs/>
+        </w:rPr>
+        <w:t xml:space="preserve">Secretary </w:t>
+      </w:r>
+      <w:r>
+        <w:t xml:space="preserve">— verify manual/offline payments (item 2), create/edit the timetable when the admin is away, manage student records, send announcements.</w:t>
+      </w:r>
+    </w:p>
+    <w:p>
+      <w:pPr>
+        <w:pStyle w:val="ListParagraph"/>
+        <w:numPr>
+          <w:ilvl w:val="0"/>
+          <w:numId w:val="1"/>
+        </w:numPr>
+        <w:spacing w:after="60" w:line="264"/>
+      </w:pPr>
+      <w:r>
+        <w:rPr>
+          <w:b/>
+          <w:bCs/>
+        </w:rPr>
+        <w:t xml:space="preserve">Auditor </w:t>
+      </w:r>
+      <w:r>
+        <w:t xml:space="preserve">— read-only access to payments/finance and reports.</w:t>
+      </w:r>
+    </w:p>
+    <w:p>
+      <w:pPr>
+        <w:spacing w:after="120" w:line="276"/>
+      </w:pPr>
+      <w:r>
+        <w:rPr>
+          <w:b/>
+          <w:bCs/>
+        </w:rPr>
+        <w:t xml:space="preserve">Requested.</w:t>
+      </w:r>
+    </w:p>
+    <w:p>
+      <w:pPr>
+        <w:pStyle w:val="ListParagraph"/>
+        <w:numPr>
+          <w:ilvl w:val="0"/>
+          <w:numId w:val="1"/>
+        </w:numPr>
+        <w:spacing w:after="60" w:line="264"/>
+      </w:pPr>
+      <w:r>
+        <w:t xml:space="preserve">Admin creates staff: </w:t>
+      </w:r>
+      <w:r>
+        <w:rPr>
+          <w:rFonts w:ascii="Consolas" w:cs="Consolas" w:eastAsia="Consolas" w:hAnsi="Consolas"/>
+          <w:sz w:val="19"/>
+          <w:szCs w:val="19"/>
+        </w:rPr>
+        <w:t xml:space="preserve">POST /api/admin/staff { name, email, password, role }</w:t>
+      </w:r>
+      <w:r>
+        <w:t xml:space="preserve"> + assign that role's permissions.</w:t>
+      </w:r>
+    </w:p>
+    <w:p>
+      <w:pPr>
+        <w:pStyle w:val="ListParagraph"/>
+        <w:numPr>
+          <w:ilvl w:val="0"/>
+          <w:numId w:val="1"/>
+        </w:numPr>
+        <w:spacing w:after="60" w:line="264"/>
+      </w:pPr>
+      <w:r>
+        <w:t xml:space="preserve">A </w:t>
+      </w:r>
+      <w:r>
+        <w:rPr>
+          <w:b/>
+          <w:bCs/>
+        </w:rPr>
+        <w:t xml:space="preserve">permissions model</w:t>
+      </w:r>
+      <w:r>
+        <w:t xml:space="preserve"> (role → permissions) checked </w:t>
+      </w:r>
+      <w:r>
+        <w:rPr>
+          <w:b/>
+          <w:bCs/>
+        </w:rPr>
+        <w:t xml:space="preserve">server-side on every protected action</w:t>
+      </w:r>
+      <w:r>
+        <w:t xml:space="preserve"> (e.g. only </w:t>
+      </w:r>
+      <w:r>
+        <w:rPr>
+          <w:rFonts w:ascii="Consolas" w:cs="Consolas" w:eastAsia="Consolas" w:hAnsi="Consolas"/>
+          <w:sz w:val="19"/>
+          <w:szCs w:val="19"/>
+        </w:rPr>
+        <w:t xml:space="preserve">payments.verify</w:t>
+      </w:r>
+      <w:r>
+        <w:t xml:space="preserve"> can confirm a manual payment; only </w:t>
+      </w:r>
+      <w:r>
+        <w:rPr>
+          <w:rFonts w:ascii="Consolas" w:cs="Consolas" w:eastAsia="Consolas" w:hAnsi="Consolas"/>
+          <w:sz w:val="19"/>
+          <w:szCs w:val="19"/>
+        </w:rPr>
+        <w:t xml:space="preserve">timetable.edit</w:t>
+      </w:r>
+      <w:r>
+        <w:t xml:space="preserve"> can change the timetable).</w:t>
+      </w:r>
+    </w:p>
+    <w:p>
+      <w:pPr>
+        <w:spacing w:after="120" w:line="276"/>
+      </w:pPr>
+      <w:r>
+        <w:rPr>
+          <w:b/>
+          <w:bCs/>
+          <w:color w:val="B91C1C"/>
+        </w:rPr>
+        <w:t xml:space="preserve">Security: </w:t>
+      </w:r>
+      <w:r>
+        <w:t xml:space="preserve">authorize each staff action against that role's permissions on the server — never trust a role/permission sent from the client.</w:t>
+      </w:r>
+    </w:p>
+    <w:p>
+      <w:pPr>
+        <w:pBdr>
+          <w:bottom w:val="single" w:color="D1D5DB" w:sz="6"/>
+        </w:pBdr>
+        <w:spacing w:after="160" w:before="120"/>
       </w:pPr>
     </w:p>
     <w:p>
